--- a/manulife/ML_interview.docx
+++ b/manulife/ML_interview.docx
@@ -17,7 +17,7 @@
         <w:t xml:space="preserve"> who understands</w:t>
       </w:r>
       <w:r>
-        <w:br/>
+        <w:t xml:space="preserve"> </w:t>
       </w:r>
       <w:r>
         <w:rPr>
@@ -30,11 +30,84 @@
     <w:p>
       <w:pPr>
         <w:rPr>
+          <w:b/>
+          <w:bCs/>
+        </w:rPr>
+      </w:pPr>
+      <w:r>
+        <w:rPr>
           <w:rFonts w:ascii="Segoe UI Emoji" w:hAnsi="Segoe UI Emoji" w:cs="Segoe UI Emoji"/>
           <w:b/>
           <w:bCs/>
         </w:rPr>
-      </w:pPr>
+        <w:t>🎯</w:t>
+      </w:r>
+      <w:r>
+        <w:rPr>
+          <w:b/>
+          <w:bCs/>
+        </w:rPr>
+        <w:t xml:space="preserve"> 1. Opening Pitch</w:t>
+      </w:r>
+    </w:p>
+    <w:p>
+      <w:r>
+        <w:t>I’m a full-stack developer with a strong focus on building production-ready AI applications, especially around LLM and RAG.</w:t>
+      </w:r>
+    </w:p>
+    <w:p>
+      <w:r>
+        <w:t xml:space="preserve">Recently, I’ve been leading the design and implementation of an AI-powered accounting </w:t>
+      </w:r>
+      <w:r>
+        <w:t xml:space="preserve">SaaS </w:t>
+      </w:r>
+      <w:r>
+        <w:t>platform</w:t>
+      </w:r>
+      <w:r>
+        <w:t xml:space="preserve"> targeting small businesses. </w:t>
+      </w:r>
+      <w:r>
+        <w:t>I own the architecture end-to-end — from frontend workflows in React to backend services in FastAPI, and the integration of LLMs with structured financial data.</w:t>
+      </w:r>
+    </w:p>
+    <w:p>
+      <w:r>
+        <w:t xml:space="preserve">I’ve worked in environments like Accenture and CGI, supporting large organizations such as </w:t>
+      </w:r>
+      <w:r>
+        <w:t xml:space="preserve">federal </w:t>
+      </w:r>
+      <w:r>
+        <w:t xml:space="preserve">government </w:t>
+      </w:r>
+      <w:r>
+        <w:t xml:space="preserve">in Ottawa </w:t>
+      </w:r>
+      <w:r>
+        <w:t>and enterprises like Desjardins and SNC-Lavalin</w:t>
+      </w:r>
+      <w:r>
+        <w:t xml:space="preserve"> in Montreal. </w:t>
+      </w:r>
+      <w:r>
+        <w:t xml:space="preserve"> I’m comfortable working in structured, compliance-heavy environments.</w:t>
+      </w:r>
+    </w:p>
+    <w:p>
+      <w:r>
+        <w:t>What I enjoy most is taking ideas</w:t>
+      </w:r>
+      <w:r>
+        <w:t xml:space="preserve"> </w:t>
+      </w:r>
+      <w:r>
+        <w:t>and turning them into real, usable systems that people can rely on in production</w:t>
+      </w:r>
+      <w:r>
+        <w:t>, especially in AI applications.</w:t>
+      </w:r>
     </w:p>
     <w:p>
       <w:pPr>
@@ -49,59 +122,75 @@
           <w:b/>
           <w:bCs/>
         </w:rPr>
-        <w:t>🎯</w:t>
-      </w:r>
-      <w:r>
-        <w:rPr>
-          <w:b/>
-          <w:bCs/>
-        </w:rPr>
-        <w:t xml:space="preserve"> 1. Opening Pitch</w:t>
-      </w:r>
-    </w:p>
-    <w:p>
-      <w:r>
-        <w:t xml:space="preserve">Use this when they say </w:t>
-      </w:r>
-      <w:r>
-        <w:rPr>
-          <w:i/>
-          <w:iCs/>
-        </w:rPr>
-        <w:t>“Tell me about yourself”</w:t>
-      </w:r>
-      <w:r>
-        <w:t>:</w:t>
-      </w:r>
-    </w:p>
-    <w:p>
-      <w:r>
-        <w:t>I’m a full-stack developer with a strong focus on building production-ready AI applications, especially around LLM and RAG systems.</w:t>
-      </w:r>
-    </w:p>
-    <w:p>
-      <w:r>
-        <w:t>Recently, I’ve been leading the design and implementation of an AI-powered accounting platform, where I own the architecture end-to-end — from frontend workflows in React to backend services in FastAPI, and the integration of LLMs with structured financial data.</w:t>
-      </w:r>
-    </w:p>
-    <w:p>
-      <w:r>
-        <w:t>I’ve worked in environments like Accenture and CGI, supporting large organizations such as government clients and enterprises like Desjardins and SNC-Lavalin, so I’m comfortable working in structured, compliance-heavy environments.</w:t>
-      </w:r>
-    </w:p>
-    <w:p>
-      <w:r>
-        <w:t>What I enjoy most is taking ambiguous ideas — especially around AI — and turning them into real, usable systems that people can rely on in production.</w:t>
-      </w:r>
-    </w:p>
-    <w:p>
-      <w:pPr>
+        <w:t>🧠</w:t>
+      </w:r>
+      <w:r>
+        <w:rPr>
+          <w:b/>
+          <w:bCs/>
+        </w:rPr>
+        <w:t xml:space="preserve"> 2. Project Explanation (Clean, structured, high-impact)</w:t>
+      </w:r>
+    </w:p>
+    <w:p>
+      <w:r>
+        <w:t>I’m currently working on an AI Accounting system where I designed the overall architecture and led the implementation.</w:t>
+      </w:r>
+    </w:p>
+    <w:p>
+      <w:r>
+        <w:t>The stack includes React on the frontend, FastAPI on the backend, PostgreSQL as the source of truth, and pgvector for embeddings. We use OpenAI models for LLM capabilities and Celery with Redis for asynchronous processing.</w:t>
+      </w:r>
+      <w:r>
+        <w:t xml:space="preserve"> We are building our project on Azure, and used Azure function, Azure Ops, and </w:t>
+      </w:r>
+    </w:p>
+    <w:p>
+      <w:r>
+        <w:t>The system has two main AI-driven modules: AI invoicing and AI payroll. Both are built on a shared RAG architecture, but differ in how data is ingested.</w:t>
+      </w:r>
+    </w:p>
+    <w:p>
+      <w:r>
+        <w:t>For invoicing, data is processed incrementally — each invoice is chunked and embedded asynchronously after creation. For payroll, since it’s batch-based, we embed the entire payroll run as a unit.</w:t>
+      </w:r>
+    </w:p>
+    <w:p>
+      <w:r>
+        <w:t>One key design decision was to use PostgreSQL with pgvector instead of a separate vector database. This allows us to maintain strong data integrity, enforce relationships with the source system, and simplify auditing — which is critical in financial applications.</w:t>
+      </w:r>
+    </w:p>
+    <w:p>
+      <w:r>
+        <w:t>Overall, I focused on balancing accuracy, auditability, and system simplicity rather than over-engineering.</w:t>
+      </w:r>
+      <w:r>
+        <w:br w:type="page"/>
+      </w:r>
+    </w:p>
+    <w:p>
+      <w:pPr>
+        <w:rPr>
+          <w:b/>
+          <w:bCs/>
+        </w:rPr>
+      </w:pPr>
+      <w:r>
         <w:rPr>
           <w:rFonts w:ascii="Segoe UI Emoji" w:hAnsi="Segoe UI Emoji" w:cs="Segoe UI Emoji"/>
           <w:b/>
           <w:bCs/>
         </w:rPr>
-      </w:pPr>
+        <w:lastRenderedPageBreak/>
+        <w:t>🤖</w:t>
+      </w:r>
+      <w:r>
+        <w:rPr>
+          <w:b/>
+          <w:bCs/>
+        </w:rPr>
+        <w:t xml:space="preserve"> 3. RAG System (Interview-grade explanation)</w:t>
+      </w:r>
     </w:p>
     <w:p>
       <w:pPr>
@@ -116,29 +205,6 @@
           <w:b/>
           <w:bCs/>
         </w:rPr>
-        <w:t>🧠</w:t>
-      </w:r>
-      <w:r>
-        <w:rPr>
-          <w:b/>
-          <w:bCs/>
-        </w:rPr>
-        <w:t xml:space="preserve"> 2. Project Explanation (Clean, structured, high-impact)</w:t>
-      </w:r>
-    </w:p>
-    <w:p>
-      <w:pPr>
-        <w:rPr>
-          <w:b/>
-          <w:bCs/>
-        </w:rPr>
-      </w:pPr>
-      <w:r>
-        <w:rPr>
-          <w:rFonts w:ascii="Segoe UI Emoji" w:hAnsi="Segoe UI Emoji" w:cs="Segoe UI Emoji"/>
-          <w:b/>
-          <w:bCs/>
-        </w:rPr>
         <w:t>🔹</w:t>
       </w:r>
       <w:r>
@@ -146,89 +212,22 @@
           <w:b/>
           <w:bCs/>
         </w:rPr>
-        <w:t xml:space="preserve"> Version (2–3 min answer)</w:t>
-      </w:r>
-    </w:p>
-    <w:p>
-      <w:r>
-        <w:t>I’m currently working on an AI Accounting system where I designed the overall architecture and led the implementation.</w:t>
-      </w:r>
-    </w:p>
-    <w:p>
-      <w:r>
-        <w:t>The stack includes React on the frontend, FastAPI on the backend, PostgreSQL as the source of truth, and pgvector for embeddings. We use OpenAI models for LLM capabilities and Celery with Redis for asynchronous processing.</w:t>
-      </w:r>
-    </w:p>
-    <w:p>
-      <w:r>
-        <w:t>The system has two main AI-driven modules: AI invoicing and AI payroll. Both are built on a shared RAG architecture, but differ in how data is ingested.</w:t>
-      </w:r>
-    </w:p>
-    <w:p>
-      <w:r>
-        <w:t>For invoicing, data is processed incrementally — each invoice is chunked and embedded asynchronously after creation. For payroll, since it’s batch-based, we embed the entire payroll run as a unit.</w:t>
-      </w:r>
-    </w:p>
-    <w:p>
-      <w:r>
-        <w:lastRenderedPageBreak/>
-        <w:t>One key design decision was to use PostgreSQL with pgvector instead of a separate vector database. This allows us to maintain strong data integrity, enforce relationships with the source system, and simplify auditing — which is critical in financial applications.</w:t>
-      </w:r>
-    </w:p>
-    <w:p>
-      <w:r>
-        <w:t>Overall, I focused on balancing accuracy, auditability, and system simplicity rather than over-engineering.</w:t>
-      </w:r>
-    </w:p>
-    <w:p>
-      <w:pPr>
-        <w:rPr>
-          <w:b/>
-          <w:bCs/>
-        </w:rPr>
-      </w:pPr>
-      <w:r>
-        <w:rPr>
-          <w:rFonts w:ascii="Segoe UI Emoji" w:hAnsi="Segoe UI Emoji" w:cs="Segoe UI Emoji"/>
-          <w:b/>
-          <w:bCs/>
-        </w:rPr>
-        <w:t>🤖</w:t>
-      </w:r>
-      <w:r>
-        <w:rPr>
-          <w:b/>
-          <w:bCs/>
-        </w:rPr>
-        <w:t xml:space="preserve"> 3. RAG System (Interview-grade explanation)</w:t>
-      </w:r>
-    </w:p>
-    <w:p>
-      <w:pPr>
-        <w:rPr>
-          <w:b/>
-          <w:bCs/>
-        </w:rPr>
-      </w:pPr>
-      <w:r>
-        <w:rPr>
-          <w:rFonts w:ascii="Segoe UI Emoji" w:hAnsi="Segoe UI Emoji" w:cs="Segoe UI Emoji"/>
-          <w:b/>
-          <w:bCs/>
-        </w:rPr>
-        <w:t>🔹</w:t>
-      </w:r>
-      <w:r>
-        <w:rPr>
-          <w:b/>
-          <w:bCs/>
-        </w:rPr>
         <w:t xml:space="preserve"> Clean version (THIS is your core strength)</w:t>
       </w:r>
     </w:p>
     <w:p>
       <w:r>
-        <w:t>I designed a production-oriented RAG system that supports both semantic and structured queries.</w:t>
+        <w:t xml:space="preserve">I designed a production-oriented RAG system that supports both </w:t>
+      </w:r>
+      <w:r>
+        <w:rPr>
+          <w:b/>
+          <w:bCs/>
+        </w:rPr>
+        <w:t>semantic and structured queries</w:t>
+      </w:r>
+      <w:r>
+        <w:t>.</w:t>
       </w:r>
     </w:p>
     <w:p>
@@ -238,7 +237,23 @@
     </w:p>
     <w:p>
       <w:r>
-        <w:t>On top of that, I added a reranking layer using a cross-encoder to improve precision before passing context to the LLM.</w:t>
+        <w:t xml:space="preserve">On top of that, I added a reranking layer using a cross-encoder </w:t>
+      </w:r>
+      <w:r>
+        <w:t xml:space="preserve">with </w:t>
+      </w:r>
+      <w:r>
+        <w:rPr>
+          <w:b/>
+          <w:bCs/>
+        </w:rPr>
+        <w:t>cohere</w:t>
+      </w:r>
+      <w:r>
+        <w:t xml:space="preserve"> </w:t>
+      </w:r>
+      <w:r>
+        <w:t>to improve precision before passing context to the LLM.</w:t>
       </w:r>
     </w:p>
     <w:p>
@@ -328,37 +343,37 @@
     </w:p>
     <w:p>
       <w:r>
+        <w:t>On the LLM side, outputs are schema-constrained JSON, which ensures responses are predictable and machine-parseable.</w:t>
+      </w:r>
+    </w:p>
+    <w:p>
+      <w:r>
+        <w:t>Together, these guardrails reduce hallucination risk, prevent unsafe queries, and make the system suitable for audit-sensitive environments.</w:t>
+      </w:r>
+    </w:p>
+    <w:p>
+      <w:pPr>
+        <w:rPr>
+          <w:b/>
+          <w:bCs/>
+        </w:rPr>
+      </w:pPr>
+      <w:r>
+        <w:rPr>
+          <w:b/>
+          <w:bCs/>
+        </w:rPr>
+        <w:t>“What about prompt injection?”</w:t>
+      </w:r>
+    </w:p>
+    <w:p>
+      <w:r>
+        <w:t>I don’t rely on the LLM to enforce rules. All validation is done after generation.</w:t>
+      </w:r>
+    </w:p>
+    <w:p>
+      <w:r>
         <w:lastRenderedPageBreak/>
-        <w:t>On the LLM side, outputs are schema-constrained JSON, which ensures responses are predictable and machine-parseable.</w:t>
-      </w:r>
-    </w:p>
-    <w:p>
-      <w:r>
-        <w:t>Together, these guardrails reduce hallucination risk, prevent unsafe queries, and make the system suitable for audit-sensitive environments.</w:t>
-      </w:r>
-    </w:p>
-    <w:p>
-      <w:pPr>
-        <w:rPr>
-          <w:b/>
-          <w:bCs/>
-        </w:rPr>
-      </w:pPr>
-      <w:r>
-        <w:rPr>
-          <w:b/>
-          <w:bCs/>
-        </w:rPr>
-        <w:t>“What about prompt injection?”</w:t>
-      </w:r>
-    </w:p>
-    <w:p>
-      <w:r>
-        <w:t>I don’t rely on the LLM to enforce rules. All validation is done after generation.</w:t>
-      </w:r>
-    </w:p>
-    <w:p>
-      <w:r>
         <w:t>Even if the prompt is manipulated, the system enforces constraints before execution, so unsafe queries are blocked.</w:t>
       </w:r>
     </w:p>
@@ -6870,6 +6885,7 @@
   <w:style w:type="character" w:default="1" w:styleId="DefaultParagraphFont">
     <w:name w:val="Default Paragraph Font"/>
     <w:uiPriority w:val="1"/>
+    <w:semiHidden/>
     <w:unhideWhenUsed/>
   </w:style>
   <w:style w:type="table" w:default="1" w:styleId="TableNormal">
